--- a/assets/konspekty/common/mechanizmy_ksztaltowania_duchowosci/attach@plansza_mechanizmow_ksztaltowania_duchowosci.docx
+++ b/assets/konspekty/common/mechanizmy_ksztaltowania_duchowosci/attach@plansza_mechanizmow_ksztaltowania_duchowosci.docx
@@ -84,7 +84,7 @@
                 <w:rFonts w:ascii="Ubuntu" w:hAnsi="Ubuntu"/>
                 <w:lang w:val="pl-PL"/>
               </w:rPr>
-              <w:t>Mechanizmy</w:t>
+              <w:t>Narzędzia</w:t>
             </w:r>
           </w:p>
           <w:p>
@@ -956,6 +956,628 @@
                 <w:rFonts w:ascii="Ubuntu" w:hAnsi="Ubuntu"/>
                 <w:lang w:val="pl-PL"/>
               </w:rPr>
+            </w:r>
+          </w:p>
+        </w:tc>
+      </w:tr>
+    </w:tbl>
+    <w:p>
+      <w:pPr>
+        <w:pStyle w:val="Normal"/>
+        <w:bidi w:val="0"/>
+        <w:jc w:val="start"/>
+        <w:rPr>
+          <w:rFonts w:ascii="Ubuntu" w:hAnsi="Ubuntu"/>
+          <w:sz w:val="4"/>
+          <w:szCs w:val="4"/>
+          <w:lang w:val="pl-PL"/>
+        </w:rPr>
+      </w:pPr>
+      <w:r>
+        <w:rPr>
+          <w:rFonts w:ascii="Ubuntu" w:hAnsi="Ubuntu"/>
+          <w:sz w:val="4"/>
+          <w:szCs w:val="4"/>
+          <w:lang w:val="pl-PL"/>
+        </w:rPr>
+      </w:r>
+      <w:r>
+        <w:br w:type="page"/>
+      </w:r>
+    </w:p>
+    <w:p>
+      <w:pPr>
+        <w:pStyle w:val="BodyText"/>
+        <w:rPr/>
+      </w:pPr>
+      <w:r>
+        <w:rPr/>
+      </w:r>
+    </w:p>
+    <w:p>
+      <w:pPr>
+        <w:pStyle w:val="BodyText"/>
+        <w:rPr/>
+      </w:pPr>
+      <w:r>
+        <w:rPr/>
+      </w:r>
+    </w:p>
+    <w:tbl>
+      <w:tblPr>
+        <w:tblW w:w="14570" w:type="dxa"/>
+        <w:jc w:val="start"/>
+        <w:tblInd w:w="-15" w:type="dxa"/>
+        <w:tblLayout w:type="fixed"/>
+        <w:tblCellMar>
+          <w:top w:w="144" w:type="dxa"/>
+          <w:start w:w="144" w:type="dxa"/>
+          <w:bottom w:w="144" w:type="dxa"/>
+          <w:end w:w="144" w:type="dxa"/>
+        </w:tblCellMar>
+      </w:tblPr>
+      <w:tblGrid>
+        <w:gridCol w:w="2914"/>
+        <w:gridCol w:w="2914"/>
+        <w:gridCol w:w="2914"/>
+        <w:gridCol w:w="2914"/>
+        <w:gridCol w:w="2914"/>
+      </w:tblGrid>
+      <w:tr>
+        <w:trPr/>
+        <w:tc>
+          <w:tcPr>
+            <w:tcW w:w="14570" w:type="dxa"/>
+            <w:gridSpan w:val="5"/>
+            <w:tcBorders>
+              <w:top w:val="single" w:sz="12" w:space="0" w:color="000000"/>
+              <w:start w:val="single" w:sz="12" w:space="0" w:color="000000"/>
+              <w:bottom w:val="single" w:sz="12" w:space="0" w:color="000000"/>
+              <w:end w:val="single" w:sz="12" w:space="0" w:color="000000"/>
+            </w:tcBorders>
+            <w:shd w:fill="DDDDDD" w:val="clear"/>
+          </w:tcPr>
+          <w:p>
+            <w:pPr>
+              <w:pStyle w:val="TableContents"/>
+              <w:bidi w:val="0"/>
+              <w:jc w:val="center"/>
+              <w:rPr>
+                <w:rFonts w:ascii="Ubuntu" w:hAnsi="Ubuntu"/>
+                <w:b w:val="false"/>
+                <w:bCs w:val="false"/>
+                <w:lang w:val="pl-PL"/>
+              </w:rPr>
+            </w:pPr>
+            <w:r>
+              <w:rPr>
+                <w:rFonts w:ascii="Ubuntu" w:hAnsi="Ubuntu"/>
+                <w:b w:val="false"/>
+                <w:bCs w:val="false"/>
+                <w:lang w:val="pl-PL"/>
+              </w:rPr>
+            </w:r>
+          </w:p>
+          <w:p>
+            <w:pPr>
+              <w:pStyle w:val="TableContents"/>
+              <w:bidi w:val="0"/>
+              <w:jc w:val="center"/>
+              <w:rPr>
+                <w:rFonts w:ascii="Ubuntu" w:hAnsi="Ubuntu"/>
+                <w:b w:val="false"/>
+                <w:bCs w:val="false"/>
+                <w:lang w:val="pl-PL"/>
+              </w:rPr>
+            </w:pPr>
+            <w:r>
+              <w:rPr>
+                <w:rFonts w:ascii="Ubuntu" w:hAnsi="Ubuntu"/>
+                <w:b w:val="false"/>
+                <w:bCs w:val="false"/>
+                <w:lang w:val="pl-PL"/>
+              </w:rPr>
+              <w:t>Kontekst stosowania narzędzi</w:t>
+            </w:r>
+          </w:p>
+          <w:p>
+            <w:pPr>
+              <w:pStyle w:val="TableContents"/>
+              <w:bidi w:val="0"/>
+              <w:jc w:val="center"/>
+              <w:rPr>
+                <w:rFonts w:ascii="Ubuntu" w:hAnsi="Ubuntu"/>
+                <w:b w:val="false"/>
+                <w:bCs w:val="false"/>
+                <w:lang w:val="pl-PL"/>
+              </w:rPr>
+            </w:pPr>
+            <w:r>
+              <w:rPr>
+                <w:rFonts w:ascii="Ubuntu" w:hAnsi="Ubuntu"/>
+                <w:b w:val="false"/>
+                <w:bCs w:val="false"/>
+                <w:lang w:val="pl-PL"/>
+              </w:rPr>
+            </w:r>
+          </w:p>
+        </w:tc>
+      </w:tr>
+      <w:tr>
+        <w:trPr>
+          <w:trHeight w:val="2016" w:hRule="exact"/>
+        </w:trPr>
+        <w:tc>
+          <w:tcPr>
+            <w:tcW w:w="2914" w:type="dxa"/>
+            <w:tcBorders>
+              <w:top w:val="single" w:sz="12" w:space="0" w:color="000000"/>
+              <w:start w:val="single" w:sz="12" w:space="0" w:color="000000"/>
+              <w:bottom w:val="single" w:sz="12" w:space="0" w:color="000000"/>
+            </w:tcBorders>
+            <w:shd w:fill="FFFFFF" w:val="clear"/>
+            <w:vAlign w:val="center"/>
+          </w:tcPr>
+          <w:p>
+            <w:pPr>
+              <w:pStyle w:val="TableContents"/>
+              <w:bidi w:val="0"/>
+              <w:jc w:val="center"/>
+              <w:rPr>
+                <w:color w:val="000000"/>
+              </w:rPr>
+            </w:pPr>
+            <w:r>
+              <w:rPr>
+                <w:rFonts w:ascii="Ubuntu" w:hAnsi="Ubuntu"/>
+                <w:color w:val="000000"/>
+                <w:lang w:val="pl-PL"/>
+              </w:rPr>
+              <w:t>Dobrowolność</w:t>
+            </w:r>
+          </w:p>
+        </w:tc>
+        <w:tc>
+          <w:tcPr>
+            <w:tcW w:w="2914" w:type="dxa"/>
+            <w:tcBorders>
+              <w:top w:val="single" w:sz="12" w:space="0" w:color="000000"/>
+              <w:start w:val="single" w:sz="4" w:space="0" w:color="000000"/>
+              <w:bottom w:val="single" w:sz="12" w:space="0" w:color="000000"/>
+            </w:tcBorders>
+            <w:vAlign w:val="center"/>
+          </w:tcPr>
+          <w:p>
+            <w:pPr>
+              <w:pStyle w:val="TableContents"/>
+              <w:bidi w:val="0"/>
+              <w:jc w:val="center"/>
+              <w:rPr>
+                <w:rFonts w:ascii="Ubuntu" w:hAnsi="Ubuntu"/>
+                <w:lang w:val="pl-PL"/>
+              </w:rPr>
+            </w:pPr>
+            <w:r>
+              <w:rPr>
+                <w:rFonts w:ascii="Ubuntu" w:hAnsi="Ubuntu"/>
+                <w:lang w:val="pl-PL"/>
+              </w:rPr>
+              <w:t>Spójność</w:t>
+            </w:r>
+          </w:p>
+        </w:tc>
+        <w:tc>
+          <w:tcPr>
+            <w:tcW w:w="2914" w:type="dxa"/>
+            <w:tcBorders>
+              <w:top w:val="single" w:sz="12" w:space="0" w:color="000000"/>
+              <w:start w:val="single" w:sz="4" w:space="0" w:color="000000"/>
+              <w:bottom w:val="single" w:sz="12" w:space="0" w:color="000000"/>
+            </w:tcBorders>
+            <w:vAlign w:val="center"/>
+          </w:tcPr>
+          <w:p>
+            <w:pPr>
+              <w:pStyle w:val="TableContents"/>
+              <w:bidi w:val="0"/>
+              <w:jc w:val="center"/>
+              <w:rPr>
+                <w:rFonts w:ascii="Ubuntu" w:hAnsi="Ubuntu"/>
+                <w:lang w:val="pl-PL"/>
+              </w:rPr>
+            </w:pPr>
+            <w:r>
+              <w:rPr>
+                <w:rFonts w:ascii="Ubuntu" w:hAnsi="Ubuntu"/>
+                <w:lang w:val="pl-PL"/>
+              </w:rPr>
+              <w:t>Grupa</w:t>
+            </w:r>
+          </w:p>
+          <w:p>
+            <w:pPr>
+              <w:pStyle w:val="TableContents"/>
+              <w:bidi w:val="0"/>
+              <w:jc w:val="center"/>
+              <w:rPr>
+                <w:rFonts w:ascii="Ubuntu" w:hAnsi="Ubuntu"/>
+                <w:lang w:val="pl-PL"/>
+              </w:rPr>
+            </w:pPr>
+            <w:r>
+              <w:rPr>
+                <w:rFonts w:ascii="Ubuntu" w:hAnsi="Ubuntu"/>
+                <w:lang w:val="pl-PL"/>
+              </w:rPr>
+              <w:t>(wspólnota)</w:t>
+            </w:r>
+          </w:p>
+        </w:tc>
+        <w:tc>
+          <w:tcPr>
+            <w:tcW w:w="2914" w:type="dxa"/>
+            <w:tcBorders>
+              <w:top w:val="single" w:sz="12" w:space="0" w:color="000000"/>
+              <w:start w:val="single" w:sz="4" w:space="0" w:color="000000"/>
+              <w:bottom w:val="single" w:sz="12" w:space="0" w:color="000000"/>
+            </w:tcBorders>
+            <w:vAlign w:val="center"/>
+          </w:tcPr>
+          <w:p>
+            <w:pPr>
+              <w:pStyle w:val="TableContents"/>
+              <w:bidi w:val="0"/>
+              <w:jc w:val="center"/>
+              <w:rPr>
+                <w:rFonts w:ascii="Ubuntu" w:hAnsi="Ubuntu"/>
+                <w:lang w:val="pl-PL"/>
+              </w:rPr>
+            </w:pPr>
+            <w:r>
+              <w:rPr>
+                <w:rFonts w:ascii="Ubuntu" w:hAnsi="Ubuntu"/>
+                <w:lang w:val="pl-PL"/>
+              </w:rPr>
+              <w:t>Autorytety</w:t>
+            </w:r>
+          </w:p>
+          <w:p>
+            <w:pPr>
+              <w:pStyle w:val="TableContents"/>
+              <w:bidi w:val="0"/>
+              <w:jc w:val="center"/>
+              <w:rPr>
+                <w:rFonts w:ascii="Ubuntu" w:hAnsi="Ubuntu"/>
+                <w:lang w:val="pl-PL"/>
+              </w:rPr>
+            </w:pPr>
+            <w:r>
+              <w:rPr>
+                <w:rFonts w:ascii="Ubuntu" w:hAnsi="Ubuntu"/>
+                <w:lang w:val="pl-PL"/>
+              </w:rPr>
+              <w:t>i wzorce</w:t>
+            </w:r>
+          </w:p>
+        </w:tc>
+        <w:tc>
+          <w:tcPr>
+            <w:tcW w:w="2914" w:type="dxa"/>
+            <w:tcBorders>
+              <w:top w:val="single" w:sz="12" w:space="0" w:color="000000"/>
+              <w:start w:val="single" w:sz="4" w:space="0" w:color="000000"/>
+              <w:bottom w:val="single" w:sz="12" w:space="0" w:color="000000"/>
+              <w:end w:val="single" w:sz="12" w:space="0" w:color="000000"/>
+            </w:tcBorders>
+            <w:shd w:fill="FFFFFF" w:val="clear"/>
+            <w:vAlign w:val="center"/>
+          </w:tcPr>
+          <w:p>
+            <w:pPr>
+              <w:pStyle w:val="TableContents"/>
+              <w:bidi w:val="0"/>
+              <w:jc w:val="center"/>
+              <w:rPr>
+                <w:rFonts w:ascii="Ubuntu" w:hAnsi="Ubuntu"/>
+                <w:lang w:val="pl-PL"/>
+              </w:rPr>
+            </w:pPr>
+            <w:r>
+              <w:rPr>
+                <w:rFonts w:ascii="Ubuntu" w:hAnsi="Ubuntu"/>
+                <w:lang w:val="pl-PL"/>
+              </w:rPr>
+              <w:t>Ł</w:t>
+            </w:r>
+            <w:r>
+              <w:rPr>
+                <w:rFonts w:ascii="Ubuntu" w:hAnsi="Ubuntu"/>
+                <w:lang w:val="pl-PL"/>
+              </w:rPr>
+              <w:t>adunek</w:t>
+            </w:r>
+          </w:p>
+          <w:p>
+            <w:pPr>
+              <w:pStyle w:val="TableContents"/>
+              <w:bidi w:val="0"/>
+              <w:jc w:val="center"/>
+              <w:rPr>
+                <w:rFonts w:ascii="Ubuntu" w:hAnsi="Ubuntu"/>
+                <w:lang w:val="pl-PL"/>
+              </w:rPr>
+            </w:pPr>
+            <w:r>
+              <w:rPr>
+                <w:rFonts w:ascii="Ubuntu" w:hAnsi="Ubuntu"/>
+                <w:lang w:val="pl-PL"/>
+              </w:rPr>
+              <w:t>emocjonalny</w:t>
+            </w:r>
+          </w:p>
+        </w:tc>
+      </w:tr>
+    </w:tbl>
+    <w:p>
+      <w:pPr>
+        <w:pStyle w:val="Normal"/>
+        <w:bidi w:val="0"/>
+        <w:jc w:val="start"/>
+        <w:rPr>
+          <w:rFonts w:ascii="Ubuntu" w:hAnsi="Ubuntu"/>
+          <w:sz w:val="24"/>
+          <w:szCs w:val="24"/>
+          <w:lang w:val="pl-PL"/>
+        </w:rPr>
+      </w:pPr>
+      <w:r>
+        <w:rPr>
+          <w:rFonts w:ascii="Ubuntu" w:hAnsi="Ubuntu"/>
+          <w:sz w:val="24"/>
+          <w:szCs w:val="24"/>
+          <w:lang w:val="pl-PL"/>
+        </w:rPr>
+      </w:r>
+    </w:p>
+    <w:p>
+      <w:pPr>
+        <w:pStyle w:val="Normal"/>
+        <w:bidi w:val="0"/>
+        <w:jc w:val="start"/>
+        <w:rPr>
+          <w:rFonts w:ascii="Ubuntu" w:hAnsi="Ubuntu"/>
+          <w:sz w:val="24"/>
+          <w:szCs w:val="24"/>
+          <w:lang w:val="pl-PL"/>
+        </w:rPr>
+      </w:pPr>
+      <w:r>
+        <w:rPr>
+          <w:rFonts w:ascii="Ubuntu" w:hAnsi="Ubuntu"/>
+          <w:sz w:val="24"/>
+          <w:szCs w:val="24"/>
+          <w:lang w:val="pl-PL"/>
+        </w:rPr>
+      </w:r>
+    </w:p>
+    <w:p>
+      <w:pPr>
+        <w:pStyle w:val="Normal"/>
+        <w:bidi w:val="0"/>
+        <w:jc w:val="start"/>
+        <w:rPr>
+          <w:rFonts w:ascii="Ubuntu" w:hAnsi="Ubuntu"/>
+          <w:sz w:val="24"/>
+          <w:szCs w:val="24"/>
+          <w:lang w:val="pl-PL"/>
+        </w:rPr>
+      </w:pPr>
+      <w:r>
+        <w:rPr>
+          <w:rFonts w:ascii="Ubuntu" w:hAnsi="Ubuntu"/>
+          <w:sz w:val="24"/>
+          <w:szCs w:val="24"/>
+          <w:lang w:val="pl-PL"/>
+        </w:rPr>
+      </w:r>
+    </w:p>
+    <w:p>
+      <w:pPr>
+        <w:pStyle w:val="Normal"/>
+        <w:bidi w:val="0"/>
+        <w:jc w:val="start"/>
+        <w:rPr>
+          <w:rFonts w:ascii="Ubuntu" w:hAnsi="Ubuntu"/>
+          <w:sz w:val="24"/>
+          <w:szCs w:val="24"/>
+          <w:lang w:val="pl-PL"/>
+        </w:rPr>
+      </w:pPr>
+      <w:r>
+        <w:rPr>
+          <w:rFonts w:ascii="Ubuntu" w:hAnsi="Ubuntu"/>
+          <w:sz w:val="24"/>
+          <w:szCs w:val="24"/>
+          <w:lang w:val="pl-PL"/>
+        </w:rPr>
+      </w:r>
+    </w:p>
+    <w:p>
+      <w:pPr>
+        <w:pStyle w:val="Normal"/>
+        <w:bidi w:val="0"/>
+        <w:jc w:val="start"/>
+        <w:rPr>
+          <w:rFonts w:ascii="Ubuntu" w:hAnsi="Ubuntu"/>
+          <w:sz w:val="24"/>
+          <w:szCs w:val="24"/>
+          <w:lang w:val="pl-PL"/>
+        </w:rPr>
+      </w:pPr>
+      <w:r>
+        <w:rPr>
+          <w:rFonts w:ascii="Ubuntu" w:hAnsi="Ubuntu"/>
+          <w:sz w:val="24"/>
+          <w:szCs w:val="24"/>
+          <w:lang w:val="pl-PL"/>
+        </w:rPr>
+      </w:r>
+    </w:p>
+    <w:tbl>
+      <w:tblPr>
+        <w:tblW w:w="14570" w:type="dxa"/>
+        <w:jc w:val="start"/>
+        <w:tblInd w:w="-15" w:type="dxa"/>
+        <w:tblLayout w:type="fixed"/>
+        <w:tblCellMar>
+          <w:top w:w="144" w:type="dxa"/>
+          <w:start w:w="144" w:type="dxa"/>
+          <w:bottom w:w="144" w:type="dxa"/>
+          <w:end w:w="144" w:type="dxa"/>
+        </w:tblCellMar>
+      </w:tblPr>
+      <w:tblGrid>
+        <w:gridCol w:w="7285"/>
+        <w:gridCol w:w="7285"/>
+      </w:tblGrid>
+      <w:tr>
+        <w:trPr/>
+        <w:tc>
+          <w:tcPr>
+            <w:tcW w:w="14570" w:type="dxa"/>
+            <w:gridSpan w:val="2"/>
+            <w:tcBorders>
+              <w:top w:val="single" w:sz="12" w:space="0" w:color="000000"/>
+              <w:start w:val="single" w:sz="12" w:space="0" w:color="000000"/>
+              <w:bottom w:val="single" w:sz="12" w:space="0" w:color="000000"/>
+              <w:end w:val="single" w:sz="12" w:space="0" w:color="000000"/>
+            </w:tcBorders>
+            <w:shd w:fill="DDDDDD" w:val="clear"/>
+          </w:tcPr>
+          <w:p>
+            <w:pPr>
+              <w:pStyle w:val="TableContents"/>
+              <w:bidi w:val="0"/>
+              <w:jc w:val="center"/>
+              <w:rPr>
+                <w:rFonts w:ascii="Ubuntu" w:hAnsi="Ubuntu"/>
+                <w:b w:val="false"/>
+                <w:bCs w:val="false"/>
+                <w:lang w:val="pl-PL"/>
+              </w:rPr>
+            </w:pPr>
+            <w:r>
+              <w:rPr>
+                <w:rFonts w:ascii="Ubuntu" w:hAnsi="Ubuntu"/>
+                <w:b w:val="false"/>
+                <w:bCs w:val="false"/>
+                <w:lang w:val="pl-PL"/>
+              </w:rPr>
+            </w:r>
+          </w:p>
+          <w:p>
+            <w:pPr>
+              <w:pStyle w:val="TableContents"/>
+              <w:bidi w:val="0"/>
+              <w:jc w:val="center"/>
+              <w:rPr>
+                <w:rFonts w:ascii="Ubuntu" w:hAnsi="Ubuntu"/>
+                <w:b w:val="false"/>
+                <w:bCs w:val="false"/>
+                <w:lang w:val="pl-PL"/>
+              </w:rPr>
+            </w:pPr>
+            <w:r>
+              <w:rPr>
+                <w:rFonts w:ascii="Ubuntu" w:hAnsi="Ubuntu"/>
+                <w:b w:val="false"/>
+                <w:bCs w:val="false"/>
+                <w:lang w:val="pl-PL"/>
+              </w:rPr>
+              <w:t>Adresat wychowania</w:t>
+            </w:r>
+          </w:p>
+          <w:p>
+            <w:pPr>
+              <w:pStyle w:val="TableContents"/>
+              <w:bidi w:val="0"/>
+              <w:jc w:val="center"/>
+              <w:rPr>
+                <w:rFonts w:ascii="Ubuntu" w:hAnsi="Ubuntu"/>
+                <w:b w:val="false"/>
+                <w:bCs w:val="false"/>
+                <w:lang w:val="pl-PL"/>
+              </w:rPr>
+            </w:pPr>
+            <w:r>
+              <w:rPr>
+                <w:rFonts w:ascii="Ubuntu" w:hAnsi="Ubuntu"/>
+                <w:b w:val="false"/>
+                <w:bCs w:val="false"/>
+                <w:lang w:val="pl-PL"/>
+              </w:rPr>
+            </w:r>
+          </w:p>
+        </w:tc>
+      </w:tr>
+      <w:tr>
+        <w:trPr>
+          <w:trHeight w:val="2016" w:hRule="exact"/>
+        </w:trPr>
+        <w:tc>
+          <w:tcPr>
+            <w:tcW w:w="7285" w:type="dxa"/>
+            <w:tcBorders>
+              <w:top w:val="single" w:sz="12" w:space="0" w:color="000000"/>
+              <w:start w:val="single" w:sz="12" w:space="0" w:color="000000"/>
+              <w:bottom w:val="single" w:sz="12" w:space="0" w:color="000000"/>
+            </w:tcBorders>
+            <w:shd w:fill="FFFFFF" w:val="clear"/>
+            <w:vAlign w:val="center"/>
+          </w:tcPr>
+          <w:p>
+            <w:pPr>
+              <w:pStyle w:val="TableContents"/>
+              <w:bidi w:val="0"/>
+              <w:jc w:val="center"/>
+              <w:rPr/>
+            </w:pPr>
+            <w:r>
+              <w:rPr>
+                <w:rFonts w:ascii="Ubuntu" w:hAnsi="Ubuntu"/>
+                <w:lang w:val="pl-PL"/>
+              </w:rPr>
+              <w:t>Biologia i etap rozwoju</w:t>
+            </w:r>
+          </w:p>
+        </w:tc>
+        <w:tc>
+          <w:tcPr>
+            <w:tcW w:w="7285" w:type="dxa"/>
+            <w:tcBorders>
+              <w:top w:val="single" w:sz="12" w:space="0" w:color="000000"/>
+              <w:start w:val="single" w:sz="4" w:space="0" w:color="000000"/>
+              <w:bottom w:val="single" w:sz="12" w:space="0" w:color="000000"/>
+              <w:end w:val="single" w:sz="12" w:space="0" w:color="000000"/>
+            </w:tcBorders>
+            <w:vAlign w:val="center"/>
+          </w:tcPr>
+          <w:p>
+            <w:pPr>
+              <w:pStyle w:val="TableContents"/>
+              <w:bidi w:val="0"/>
+              <w:jc w:val="center"/>
+              <w:rPr>
+                <w:rFonts w:ascii="Ubuntu" w:hAnsi="Ubuntu"/>
+                <w:lang w:val="pl-PL"/>
+              </w:rPr>
+            </w:pPr>
+            <w:r>
+              <w:rPr>
+                <w:rFonts w:ascii="Ubuntu" w:hAnsi="Ubuntu"/>
+                <w:lang w:val="pl-PL"/>
+              </w:rPr>
+              <w:t>Dotychczasowa duchowość</w:t>
             </w:r>
           </w:p>
         </w:tc>
